--- a/★AI関連ファイル/projects/台本_Googleドキュメント用.docx
+++ b/★AI関連ファイル/projects/台本_Googleドキュメント用.docx
@@ -26,7 +26,39 @@
         <w:rPr>
           <w:sz w:val="26"/>
         </w:rPr>
-        <w:t>15分想定。本文 3,727字（空白を除いた実測。毎分248字）。ゆっくり話して15分前後。</w:t>
+        <w:t>【使い方】</w:t>
+        <w:br/>
+      </w:r>
+      <w:r>
+        <w:rPr>
+          <w:sz w:val="26"/>
+        </w:rPr>
+        <w:t>これは15分に圧縮した読み上げ原稿ではない。選んで話すための長め原稿である。</w:t>
+        <w:br/>
+      </w:r>
+      <w:r>
+        <w:rPr>
+          <w:sz w:val="26"/>
+        </w:rPr>
+        <w:t>全パートとも厚めに書いてある。本番では、場の空気と残時間に合わせて削る。</w:t>
+        <w:br/>
+      </w:r>
+      <w:r>
+        <w:rPr>
+          <w:sz w:val="26"/>
+        </w:rPr>
+        <w:t>時間見出し（0:00–2:00 など）は順番の目安。全部をその分数で読む必要はない。</w:t>
+      </w:r>
+    </w:p>
+    <w:p>
+      <w:pPr>
+        <w:jc w:val="left"/>
+      </w:pPr>
+      <w:r>
+        <w:rPr>
+          <w:sz w:val="26"/>
+        </w:rPr>
+        <w:t>仮タイトル: 金利のある世界で、増えるのは利息だけではない</w:t>
         <w:br/>
       </w:r>
       <w:r>
@@ -41,7 +73,7 @@
         <w:pStyle w:val="Heading1"/>
       </w:pPr>
       <w:r>
-        <w:t>0:00–2:00　地図を出す</w:t>
+        <w:t>地図を出す</w:t>
       </w:r>
     </w:p>
     <w:p>
@@ -59,7 +91,7 @@
         <w:rPr>
           <w:sz w:val="30"/>
         </w:rPr>
-        <w:t>あの時は、海外の高い金利をどう見るか、取りにいく側の話でした。</w:t>
+        <w:t>あの時は、海外の高い金利をどう見るか、取りにいく話でした。</w:t>
       </w:r>
     </w:p>
     <w:p>
@@ -77,7 +109,7 @@
         <w:rPr>
           <w:sz w:val="30"/>
         </w:rPr>
-        <w:t>日本でも、金利のある世界が、家計の側に来始めている。</w:t>
+        <w:t>日本でも、金利のある世界が、家計にも来始めている。</w:t>
         <w:br/>
       </w:r>
       <w:r>
@@ -92,6 +124,31 @@
           <w:sz w:val="30"/>
         </w:rPr>
         <w:t>その世界で増える、引っかかりの話です。</w:t>
+      </w:r>
+    </w:p>
+    <w:p>
+      <w:pPr>
+        <w:jc w:val="left"/>
+      </w:pPr>
+      <w:r>
+        <w:rPr>
+          <w:sz w:val="30"/>
+        </w:rPr>
+        <w:t>金利が戻ると、利息の話ばかりが大きく見えます。</w:t>
+        <w:br/>
+      </w:r>
+      <w:r>
+        <w:rPr>
+          <w:sz w:val="30"/>
+        </w:rPr>
+        <w:t>でも同時に増えるのは、勧誘と、使えなくなるお金と、焦って動きたくなる気持ちと、ニュースで判断を誤ることです。</w:t>
+        <w:br/>
+      </w:r>
+      <w:r>
+        <w:rPr>
+          <w:sz w:val="30"/>
+        </w:rPr>
+        <w:t>今日見るのは、そちらです。</w:t>
       </w:r>
     </w:p>
     <w:p>
@@ -152,7 +209,7 @@
         <w:rPr>
           <w:sz w:val="30"/>
         </w:rPr>
-        <w:t>今日見るのは、今あるまとまったお金が動く側の家計です。</w:t>
+        <w:t>今日見るのは、今あるまとまったお金を動かす家計の話です。</w:t>
       </w:r>
     </w:p>
     <w:p>
@@ -188,14 +245,14 @@
         <w:rPr>
           <w:sz w:val="30"/>
         </w:rPr>
-        <w:t>細かい注意点は14あります。全部は言いません。</w:t>
+        <w:t>細かい注意点は14あります。今日は棚の地図として置きます。</w:t>
         <w:br/>
       </w:r>
       <w:r>
         <w:rPr>
           <w:sz w:val="30"/>
         </w:rPr>
-        <w:t>棚の名前と、各棚の代表だけ話します。</w:t>
+        <w:t>全部を均等に話しません。各棚の代表を厚く話して、残りは名前だけ、でも構いません。</w:t>
         <w:br/>
       </w:r>
       <w:r>
@@ -227,6 +284,13 @@
         <w:rPr>
           <w:sz w:val="30"/>
         </w:rPr>
+        <w:t>「今すぐこれが買い」も言いません。</w:t>
+        <w:br/>
+      </w:r>
+      <w:r>
+        <w:rPr>
+          <w:sz w:val="30"/>
+        </w:rPr>
         <w:t>掃除は11月にやりましょう。今日は引っかかる場所だけです。</w:t>
       </w:r>
     </w:p>
@@ -235,7 +299,7 @@
         <w:pStyle w:val="Heading1"/>
       </w:pPr>
       <w:r>
-        <w:t>2:00–5:00　勧誘　動かしたくなる</w:t>
+        <w:t>勧誘　動かしたくなる</w:t>
       </w:r>
     </w:p>
     <w:p>
@@ -253,7 +317,7 @@
         <w:rPr>
           <w:sz w:val="30"/>
         </w:rPr>
-        <w:t>動かしたくなる棚ですね。</w:t>
+        <w:t>動かしたくなる棚です。</w:t>
       </w:r>
     </w:p>
     <w:p>
@@ -317,7 +381,7 @@
         <w:rPr>
           <w:sz w:val="30"/>
         </w:rPr>
-        <w:t>売る側は、この季節の話し方が、とても上手です。</w:t>
+        <w:t>売る人は、この季節の話し方が、とても上手です。</w:t>
         <w:br/>
       </w:r>
       <w:r>
@@ -381,7 +445,7 @@
         <w:rPr>
           <w:sz w:val="30"/>
         </w:rPr>
-        <w:t>同じ棚に、ほかも入っています。名前だけ置きます。</w:t>
+        <w:t>（ここから在庫。必要なら厚く話す。切らしても棚は持つ）</w:t>
       </w:r>
     </w:p>
     <w:p>
@@ -392,7 +456,7 @@
         <w:rPr>
           <w:sz w:val="30"/>
         </w:rPr>
-        <w:t>預金金利。ニュースの数字が、あなたの通帳に付いているとは限りません。動いた人に厚く、動かない人に薄い。一番高いところを追って、口座を増やさない。</w:t>
+        <w:t>同じ棚に、ほかも入っています。</w:t>
       </w:r>
     </w:p>
     <w:p>
@@ -403,7 +467,35 @@
         <w:rPr>
           <w:sz w:val="30"/>
         </w:rPr>
-        <w:t>貯蓄性保険。金利が付くと、保険が運用に見えます。保険は保障が要る人の道具で、お金の置き場ではない。今の契約は、今日触りません。</w:t>
+        <w:t>預金金利。</w:t>
+        <w:br/>
+      </w:r>
+      <w:r>
+        <w:rPr>
+          <w:sz w:val="30"/>
+        </w:rPr>
+        <w:t>ニュースの数字が、あなたの通帳に付いているとは限りません。</w:t>
+        <w:br/>
+      </w:r>
+      <w:r>
+        <w:rPr>
+          <w:sz w:val="30"/>
+        </w:rPr>
+        <w:t>動いた人に厚く、動かない人に薄い。</w:t>
+        <w:br/>
+      </w:r>
+      <w:r>
+        <w:rPr>
+          <w:sz w:val="30"/>
+        </w:rPr>
+        <w:t>一番高いところを追って、口座を増やさない。</w:t>
+        <w:br/>
+      </w:r>
+      <w:r>
+        <w:rPr>
+          <w:sz w:val="30"/>
+        </w:rPr>
+        <w:t>金利差を追うほど、口座の数だけ増えやすい。あとで自分でも分からなくなります。</w:t>
       </w:r>
     </w:p>
     <w:p>
@@ -414,7 +506,74 @@
         <w:rPr>
           <w:sz w:val="30"/>
         </w:rPr>
-        <w:t>子ども・孫への援助。「今のうちに孫の定期を」が出る季節です。出すなら、上限を先に決める。自分の現金を削ってまで、移さない。</w:t>
+        <w:t>貯蓄性保険。</w:t>
+        <w:br/>
+      </w:r>
+      <w:r>
+        <w:rPr>
+          <w:sz w:val="30"/>
+        </w:rPr>
+        <w:t>金利が付くと、保険が運用に見えます。</w:t>
+        <w:br/>
+      </w:r>
+      <w:r>
+        <w:rPr>
+          <w:sz w:val="30"/>
+        </w:rPr>
+        <w:t>保険は保障が要る人の道具で、お金の置き場ではない。</w:t>
+        <w:br/>
+      </w:r>
+      <w:r>
+        <w:rPr>
+          <w:sz w:val="30"/>
+        </w:rPr>
+        <w:t>保障と運用を混ぜた瞬間に、手数料と縛りが見えにくくなります。</w:t>
+        <w:br/>
+      </w:r>
+      <w:r>
+        <w:rPr>
+          <w:sz w:val="30"/>
+        </w:rPr>
+        <w:t>今の契約は、今日触りません。壊す判断は、今日の仕事ではない。</w:t>
+      </w:r>
+    </w:p>
+    <w:p>
+      <w:pPr>
+        <w:jc w:val="left"/>
+      </w:pPr>
+      <w:r>
+        <w:rPr>
+          <w:sz w:val="30"/>
+        </w:rPr>
+        <w:t>子ども・孫への援助。</w:t>
+        <w:br/>
+      </w:r>
+      <w:r>
+        <w:rPr>
+          <w:sz w:val="30"/>
+        </w:rPr>
+        <w:t>「今のうちに孫の定期を」が出る季節です。</w:t>
+        <w:br/>
+      </w:r>
+      <w:r>
+        <w:rPr>
+          <w:sz w:val="30"/>
+        </w:rPr>
+        <w:t>こどもNISAの受付開始も、同じ秋に重なります。</w:t>
+        <w:br/>
+      </w:r>
+      <w:r>
+        <w:rPr>
+          <w:sz w:val="30"/>
+        </w:rPr>
+        <w:t>出すなら、上限を先に決める。自分の現金を削ってまで、移さない。</w:t>
+        <w:br/>
+      </w:r>
+      <w:r>
+        <w:rPr>
+          <w:sz w:val="30"/>
+        </w:rPr>
+        <w:t>愛情とキャンペーンを、同じ話にしない。</w:t>
       </w:r>
     </w:p>
     <w:p>
@@ -450,7 +609,7 @@
         <w:rPr>
           <w:sz w:val="30"/>
         </w:rPr>
-        <w:t>皆さんの勧誘は、今あるお金の塊を移す話です。動かす金額の単位が、そもそも違います。</w:t>
+        <w:t>皆さんの勧誘は、今あるお金のまとまりを移す話です。動かす金額の単位が、そもそも違います。</w:t>
       </w:r>
     </w:p>
     <w:p>
@@ -458,7 +617,7 @@
         <w:pStyle w:val="Heading1"/>
       </w:pPr>
       <w:r>
-        <w:t>5:00–8:00　縛り　動かすと使えなくなる</w:t>
+        <w:t>縛り　動かすと使えなくなる</w:t>
       </w:r>
     </w:p>
     <w:p>
@@ -531,6 +690,27 @@
           <w:sz w:val="30"/>
         </w:rPr>
         <w:t>中途解約すると、利息がほぼ消えることも、普通にあります。</w:t>
+        <w:br/>
+      </w:r>
+      <w:r>
+        <w:rPr>
+          <w:sz w:val="30"/>
+        </w:rPr>
+        <w:t>高い金利の定期ほど、途中で出すと落差が大きい。</w:t>
+        <w:br/>
+      </w:r>
+      <w:r>
+        <w:rPr>
+          <w:sz w:val="30"/>
+        </w:rPr>
+        <w:t>たとえばネット銀行の高金利定期でも、途中解約では約定の金利が消えて、ごく低い中途解約利率になることがあります。</w:t>
+        <w:br/>
+      </w:r>
+      <w:r>
+        <w:rPr>
+          <w:sz w:val="30"/>
+        </w:rPr>
+        <w:t>元本は割れない。壊れるのは利息の方です。</w:t>
       </w:r>
     </w:p>
     <w:p>
@@ -616,7 +796,7 @@
         <w:rPr>
           <w:sz w:val="30"/>
         </w:rPr>
-        <w:t>同じ棚に、名前だけ置きます。</w:t>
+        <w:t>（ここから在庫。必要なら厚く話す）</w:t>
       </w:r>
     </w:p>
     <w:p>
@@ -627,7 +807,49 @@
         <w:rPr>
           <w:sz w:val="30"/>
         </w:rPr>
-        <w:t>個人向け国債。国が相手で安心に見えますが、原則1年は換金しづらく、換金する時は直前2回分の利子相当が引かれます。「安全」と「すぐ使える」は、別です。買う話は、今日しません。</w:t>
+        <w:t>個人向け国債。</w:t>
+        <w:br/>
+      </w:r>
+      <w:r>
+        <w:rPr>
+          <w:sz w:val="30"/>
+        </w:rPr>
+        <w:t>いまの募集だと、変動10年でだいたい年1.95%、固定5年でだいたい年2.24%前後、という水準です（募集回ごとに変わる）。</w:t>
+        <w:br/>
+      </w:r>
+      <w:r>
+        <w:rPr>
+          <w:sz w:val="30"/>
+        </w:rPr>
+        <w:t>国が相手で安心に見えます。額面でも戻る。</w:t>
+        <w:br/>
+      </w:r>
+      <w:r>
+        <w:rPr>
+          <w:sz w:val="30"/>
+        </w:rPr>
+        <w:t>ただし、発行から1年は原則換金できません。</w:t>
+        <w:br/>
+      </w:r>
+      <w:r>
+        <w:rPr>
+          <w:sz w:val="30"/>
+        </w:rPr>
+        <w:t>1年経過後に途中換金すると、直前2回分の利子相当（だいたい1年分相当）が差し引かれます。</w:t>
+        <w:br/>
+      </w:r>
+      <w:r>
+        <w:rPr>
+          <w:sz w:val="30"/>
+        </w:rPr>
+        <w:t>満期まで持てば、その差し引きはありません。途中でもらった利子には、毎回税金がかかっています。</w:t>
+        <w:br/>
+      </w:r>
+      <w:r>
+        <w:rPr>
+          <w:sz w:val="30"/>
+        </w:rPr>
+        <w:t>「安全」と「すぐ使える」は、別です。買う話は、今日しません。</w:t>
       </w:r>
     </w:p>
     <w:p>
@@ -638,7 +860,49 @@
         <w:rPr>
           <w:sz w:val="30"/>
         </w:rPr>
-        <w:t>古い口座。金利が付くと、休眠に近い口座を思い出します。思い出すのはいい。名義は誰か、家族は知っているか、まで。中身の整理は11月です。今日やると、キャンペーンに吸われます。</w:t>
+        <w:t>古い口座。</w:t>
+        <w:br/>
+      </w:r>
+      <w:r>
+        <w:rPr>
+          <w:sz w:val="30"/>
+        </w:rPr>
+        <w:t>金利が戻ると、昔つくって放置している通帳を急に思い出します。</w:t>
+        <w:br/>
+      </w:r>
+      <w:r>
+        <w:rPr>
+          <w:sz w:val="30"/>
+        </w:rPr>
+        <w:t>結婚前の口座、引っ越し前の地銀、キャンペーンで作ったネット銀行、満期を迎えて放置した定期。</w:t>
+        <w:br/>
+      </w:r>
+      <w:r>
+        <w:rPr>
+          <w:sz w:val="30"/>
+        </w:rPr>
+        <w:t>思い出すのはいい。忘れているお金に気づける。</w:t>
+        <w:br/>
+      </w:r>
+      <w:r>
+        <w:rPr>
+          <w:sz w:val="30"/>
+        </w:rPr>
+        <w:t>でも今日は中身を移さない。</w:t>
+        <w:br/>
+      </w:r>
+      <w:r>
+        <w:rPr>
+          <w:sz w:val="30"/>
+        </w:rPr>
+        <w:t>あるか、名義は誰か、家族は知っているか、まで。</w:t>
+        <w:br/>
+      </w:r>
+      <w:r>
+        <w:rPr>
+          <w:sz w:val="30"/>
+        </w:rPr>
+        <w:t>全部を一番高い金利へ集約するのは、11月のお掃除です。今日やると、キャンペーンに吸われます。</w:t>
       </w:r>
     </w:p>
     <w:p>
@@ -700,7 +964,7 @@
         <w:pStyle w:val="Heading1"/>
       </w:pPr>
       <w:r>
-        <w:t>8:00–11:00　負担　動かさなくても痛む</w:t>
+        <w:t>負担　動かさなくても痛む</w:t>
       </w:r>
     </w:p>
     <w:p>
@@ -718,7 +982,7 @@
         <w:rPr>
           <w:sz w:val="30"/>
         </w:rPr>
-        <w:t>お金を動かさなくても痛む棚です。</w:t>
+        <w:t>お金を動かさなくても、判断を誤りやすい棚です。</w:t>
       </w:r>
     </w:p>
     <w:p>
@@ -729,14 +993,14 @@
         <w:rPr>
           <w:sz w:val="30"/>
         </w:rPr>
-        <w:t>ニュースは、受け取る利息を語りやすい。</w:t>
+        <w:t>この棚は、「早く返せ」の話ではありません。</w:t>
         <w:br/>
       </w:r>
       <w:r>
         <w:rPr>
           <w:sz w:val="30"/>
         </w:rPr>
-        <w:t>家計が先に痛むのは、払う側です。</w:t>
+        <w:t>「利息では物価に負ける」の話でもありません。ここはもう共有できている前提です。</w:t>
       </w:r>
     </w:p>
     <w:p>
@@ -747,21 +1011,35 @@
         <w:rPr>
           <w:sz w:val="30"/>
         </w:rPr>
-        <w:t>カードのリボ、カードローン、教育ローン、自動車ローン。</w:t>
+        <w:t>今日の芯は、これです。</w:t>
         <w:br/>
       </w:r>
       <w:r>
         <w:rPr>
           <w:sz w:val="30"/>
         </w:rPr>
-        <w:t>金利が上がる局面では、投資の年何％より、ここの年何％が先です。</w:t>
+        <w:t>金利が上がると、繰上げ返済したくなります。</w:t>
         <w:br/>
       </w:r>
       <w:r>
         <w:rPr>
           <w:sz w:val="30"/>
         </w:rPr>
-        <w:t>少額でも、払っている金利の方が高いなら、投資を増やす前に、そちらです。</w:t>
+        <w:t>とくに50代は、手元にお金がある人ほど、そうなります。</w:t>
+        <w:br/>
+      </w:r>
+      <w:r>
+        <w:rPr>
+          <w:sz w:val="30"/>
+        </w:rPr>
+        <w:t>返せるから、返したくなる。その気持ちは自然です。</w:t>
+        <w:br/>
+      </w:r>
+      <w:r>
+        <w:rPr>
+          <w:sz w:val="30"/>
+        </w:rPr>
+        <w:t>でも今日は、一度止めてください。</w:t>
       </w:r>
     </w:p>
     <w:p>
@@ -772,21 +1050,21 @@
         <w:rPr>
           <w:sz w:val="30"/>
         </w:rPr>
-        <w:t>今日、表は作りません。</w:t>
+        <w:t>なぜ急ぐか。</w:t>
         <w:br/>
       </w:r>
       <w:r>
         <w:rPr>
           <w:sz w:val="30"/>
         </w:rPr>
-        <w:t>頭の中で一回、「高い金利で払っているものがあるか」だけ見てください。</w:t>
+        <w:t>ニュースで金利上昇を見る。手元に現金や投資余力がある。「利息を払うのは損」と感じる。</w:t>
         <w:br/>
       </w:r>
       <w:r>
         <w:rPr>
           <w:sz w:val="30"/>
         </w:rPr>
-        <w:t>名前をすぐ思い出せない引き落としが、いちばん高いこともあります。</w:t>
+        <w:t>余裕があること自体が、返済を急がせる。</w:t>
       </w:r>
     </w:p>
     <w:p>
@@ -797,42 +1075,28 @@
         <w:rPr>
           <w:sz w:val="30"/>
         </w:rPr>
-        <w:t>変動ローンは、ニュースの翌日には来ません。</w:t>
+        <w:t>ローンが終わっている人は、ここでは確認作業はありません。</w:t>
         <w:br/>
       </w:r>
       <w:r>
         <w:rPr>
           <w:sz w:val="30"/>
         </w:rPr>
-        <w:t>日銀の話は大きく出る。家計に来るのは、そのあとです。</w:t>
+        <w:t>子どもや知人の話として聞いてください。</w:t>
         <w:br/>
       </w:r>
       <w:r>
         <w:rPr>
           <w:sz w:val="30"/>
         </w:rPr>
-        <w:t>残債がある人だけ、対象です。完済している人は、子どもや知人の話として聞いてください。</w:t>
+        <w:t>ただし、金利ニュースを見て別の契約を急ぐのも、同じ焦りです。</w:t>
         <w:br/>
       </w:r>
       <w:r>
         <w:rPr>
           <w:sz w:val="30"/>
         </w:rPr>
-        <w:t>見る数字は政策金利ではなく、「月々がいくら増えたら嫌か」。</w:t>
-        <w:br/>
-      </w:r>
-      <w:r>
-        <w:rPr>
-          <w:sz w:val="30"/>
-        </w:rPr>
-        <w:t>耐えられる増額を、先に決める。借り換え比較は、そのあとです。</w:t>
-        <w:br/>
-      </w:r>
-      <w:r>
-        <w:rPr>
-          <w:sz w:val="30"/>
-        </w:rPr>
-        <w:t>今日、固定と変動のどちらが得かは、決着しません。</w:t>
+        <w:t>定期へ急ぐ、国債へ急ぐ、保険の話に乗る。根は同じです。</w:t>
       </w:r>
     </w:p>
     <w:p>
@@ -843,28 +1107,35 @@
         <w:rPr>
           <w:sz w:val="30"/>
         </w:rPr>
-        <w:t>もう一つ。金利が付いても、物価の体感には負けやすい。</w:t>
+        <w:t>残債がある人へ。</w:t>
         <w:br/>
       </w:r>
       <w:r>
         <w:rPr>
           <w:sz w:val="30"/>
         </w:rPr>
-        <w:t>年1％、2％では、食費と光熱費の上がり方を、打ち消しきれないことが多い。</w:t>
+        <w:t>50代は、残っている元本がだいぶ減っている人が多いです。</w:t>
         <w:br/>
       </w:r>
       <w:r>
         <w:rPr>
           <w:sz w:val="30"/>
         </w:rPr>
-        <w:t>利息はおまけです。暮らしが楽になる主因ではない。</w:t>
+        <w:t>だから金利上昇のニュースを、家を買った直後と同じ怖さで見なくていい。</w:t>
         <w:br/>
       </w:r>
       <w:r>
         <w:rPr>
           <w:sz w:val="30"/>
         </w:rPr>
-        <w:t>預金を持っていて無駄ではない。ただし、利息で勝った気にならない。</w:t>
+        <w:t>利息の減り幅も、残債が大きい頃ほどではありません。</w:t>
+        <w:br/>
+      </w:r>
+      <w:r>
+        <w:rPr>
+          <w:sz w:val="30"/>
+        </w:rPr>
+        <w:t>残債が大きい人、借り換え直後の人は別です。自分の残高を見てください。</w:t>
       </w:r>
     </w:p>
     <w:p>
@@ -875,7 +1146,192 @@
         <w:rPr>
           <w:sz w:val="30"/>
         </w:rPr>
-        <w:t>この棚の今日の一手は、高い金利の負債を置いたまま、投資を増やさないことです。</w:t>
+        <w:t>焦らない材料が、もうひとつあります。</w:t>
+        <w:br/>
+      </w:r>
+      <w:r>
+        <w:rPr>
+          <w:sz w:val="30"/>
+        </w:rPr>
+        <w:t>変動金利には、125%ルールが付いている契約が多い。</w:t>
+        <w:br/>
+      </w:r>
+      <w:r>
+        <w:rPr>
+          <w:sz w:val="30"/>
+        </w:rPr>
+        <w:t>金利が上がっても、見直し後の返済額がすぐに大きく跳ねないよう、上限を付ける仕組みです。</w:t>
+        <w:br/>
+      </w:r>
+      <w:r>
+        <w:rPr>
+          <w:sz w:val="30"/>
+        </w:rPr>
+        <w:t>今の返済が月10万円なら、見直し後もいきなり12.5万円超にはしにくい、というイメージです。</w:t>
+        <w:br/>
+      </w:r>
+      <w:r>
+        <w:rPr>
+          <w:sz w:val="30"/>
+        </w:rPr>
+        <w:t>「金利が倍になったから、翌月から返済も倍」には、なりにくい。</w:t>
+      </w:r>
+    </w:p>
+    <w:p>
+      <w:pPr>
+        <w:jc w:val="left"/>
+      </w:pPr>
+      <w:r>
+        <w:rPr>
+          <w:sz w:val="30"/>
+        </w:rPr>
+        <w:t>ただし、安心しきりもしない。</w:t>
+        <w:br/>
+      </w:r>
+      <w:r>
+        <w:rPr>
+          <w:sz w:val="30"/>
+        </w:rPr>
+        <w:t>月の支払額の上限を抑えているだけで、利息分が増えて元本が減りにくくなる、ということが起きえます。</w:t>
+        <w:br/>
+      </w:r>
+      <w:r>
+        <w:rPr>
+          <w:sz w:val="30"/>
+        </w:rPr>
+        <w:t>だから125%は、「急には跳ねにくい」という材料であって、「何も見てなくていい」という意味ではない。</w:t>
+      </w:r>
+    </w:p>
+    <w:p>
+      <w:pPr>
+        <w:jc w:val="left"/>
+      </w:pPr>
+      <w:r>
+        <w:rPr>
+          <w:sz w:val="30"/>
+        </w:rPr>
+        <w:t>それに、ニュースの翌日には来ません。</w:t>
+        <w:br/>
+      </w:r>
+      <w:r>
+        <w:rPr>
+          <w:sz w:val="30"/>
+        </w:rPr>
+        <w:t>日銀の話は大きく出る。自分の返済に付くのは、銀行の適用タイミングのあとです。</w:t>
+        <w:br/>
+      </w:r>
+      <w:r>
+        <w:rPr>
+          <w:sz w:val="30"/>
+        </w:rPr>
+        <w:t>効いていないのに、効いた気になる。効いていないのに、取り残された気になる。</w:t>
+        <w:br/>
+      </w:r>
+      <w:r>
+        <w:rPr>
+          <w:sz w:val="30"/>
+        </w:rPr>
+        <w:t>どっちも、繰上げしたくなります。</w:t>
+      </w:r>
+    </w:p>
+    <w:p>
+      <w:pPr>
+        <w:jc w:val="left"/>
+      </w:pPr>
+      <w:r>
+        <w:rPr>
+          <w:sz w:val="30"/>
+        </w:rPr>
+        <w:t>見るのは、次の3つです。</w:t>
+        <w:br/>
+      </w:r>
+      <w:r>
+        <w:rPr>
+          <w:sz w:val="30"/>
+        </w:rPr>
+        <w:t>1. 次の見直しはいつか</w:t>
+        <w:br/>
+      </w:r>
+      <w:r>
+        <w:rPr>
+          <w:sz w:val="30"/>
+        </w:rPr>
+        <w:t>2. 125%ルールはあるか</w:t>
+        <w:br/>
+      </w:r>
+      <w:r>
+        <w:rPr>
+          <w:sz w:val="30"/>
+        </w:rPr>
+        <w:t>3. 月々がいくら増えたら嫌か</w:t>
+      </w:r>
+    </w:p>
+    <w:p>
+      <w:pPr>
+        <w:jc w:val="left"/>
+      </w:pPr>
+      <w:r>
+        <w:rPr>
+          <w:sz w:val="30"/>
+        </w:rPr>
+        <w:t>確認先は、契約の説明書、返済予定表、銀行アプリのローン明細、どこでもよい。</w:t>
+        <w:br/>
+      </w:r>
+      <w:r>
+        <w:rPr>
+          <w:sz w:val="30"/>
+        </w:rPr>
+        <w:t>今日、固定と変動のどちらが得かは、決着しません。借り換えもしません。</w:t>
+        <w:br/>
+      </w:r>
+      <w:r>
+        <w:rPr>
+          <w:sz w:val="30"/>
+        </w:rPr>
+        <w:t>返すなら、そのあとでいい。</w:t>
+      </w:r>
+    </w:p>
+    <w:p>
+      <w:pPr>
+        <w:jc w:val="left"/>
+      </w:pPr>
+      <w:r>
+        <w:rPr>
+          <w:sz w:val="30"/>
+        </w:rPr>
+        <w:t>手元のお金には、親のことや急な用事用の役割がある。</w:t>
+        <w:br/>
+      </w:r>
+      <w:r>
+        <w:rPr>
+          <w:sz w:val="30"/>
+        </w:rPr>
+        <w:t>返したら、原則戻ってきません。</w:t>
+        <w:br/>
+      </w:r>
+      <w:r>
+        <w:rPr>
+          <w:sz w:val="30"/>
+        </w:rPr>
+        <w:t>繰上げ返済が悪いのではない。今日のニュースで、手元の役割を消さない。</w:t>
+      </w:r>
+    </w:p>
+    <w:p>
+      <w:pPr>
+        <w:jc w:val="left"/>
+      </w:pPr>
+      <w:r>
+        <w:rPr>
+          <w:sz w:val="30"/>
+        </w:rPr>
+        <w:t>この棚の今日の一手は、繰上げ返済のボタンを、今日は押さないことです。</w:t>
+        <w:br/>
+      </w:r>
+      <w:r>
+        <w:rPr>
+          <w:sz w:val="30"/>
+        </w:rPr>
+        <w:t>残債がある人だけ、見直しの時期と125%の有無を確認してください。</w:t>
       </w:r>
     </w:p>
     <w:p>
@@ -893,39 +1349,21 @@
         <w:rPr>
           <w:sz w:val="30"/>
         </w:rPr>
-        <w:t>若い人は、借りている側です。住宅ローンに痛みが出やすく、預金はまだ少ない。</w:t>
+        <w:t>若い人は、残債が大きく、金利上昇が毎月の支払いに効きやすい。</w:t>
         <w:br/>
       </w:r>
       <w:r>
         <w:rPr>
           <w:sz w:val="30"/>
         </w:rPr>
-        <w:t>皆さんの痛みは、ローンより、物価、残っているリボ、これから来る親のお金に出ます。</w:t>
+        <w:t>皆さんは、残りが減っていることが多く、手元資金があるからこそ、繰上げしたくなる。</w:t>
         <w:br/>
       </w:r>
       <w:r>
         <w:rPr>
           <w:sz w:val="30"/>
         </w:rPr>
-        <w:t>ローンを終えた人ほど、痛む場所が見えにくい。</w:t>
-      </w:r>
-    </w:p>
-    <w:p>
-      <w:pPr>
-        <w:jc w:val="left"/>
-      </w:pPr>
-      <w:r>
-        <w:rPr>
-          <w:sz w:val="30"/>
-        </w:rPr>
-        <w:t>ただし、変動が残っている人は、若い世代と同じ棚です。</w:t>
-        <w:br/>
-      </w:r>
-      <w:r>
-        <w:rPr>
-          <w:sz w:val="30"/>
-        </w:rPr>
-        <w:t>年代で、自分を分類しないでください。</w:t>
+        <w:t>だから今日の宿題は、返済ではなく、確認です。</w:t>
       </w:r>
     </w:p>
     <w:p>
@@ -933,7 +1371,7 @@
         <w:pStyle w:val="Heading1"/>
       </w:pPr>
       <w:r>
-        <w:t>11:00–13:00　頭　平均やニュースで誤る</w:t>
+        <w:t>頭　平均やニュースで誤る</w:t>
       </w:r>
     </w:p>
     <w:p>
@@ -962,14 +1400,14 @@
         <w:rPr>
           <w:sz w:val="30"/>
         </w:rPr>
-        <w:t>50代は、平均では得する側に見えやすい。</w:t>
+        <w:t>50代は、平均では金利上昇の得が出やすい、と言われます。</w:t>
         <w:br/>
       </w:r>
       <w:r>
         <w:rPr>
           <w:sz w:val="30"/>
         </w:rPr>
-        <w:t>家計全体では預金が多く、ローンの負担は30代40代に集まりやすい。</w:t>
+        <w:t>家計全体では預金が多く、ローンの重さは30代40代に集まりやすい。</w:t>
         <w:br/>
       </w:r>
       <w:r>
@@ -987,14 +1425,28 @@
         <w:rPr>
           <w:sz w:val="30"/>
         </w:rPr>
-        <w:t>自分は、ローンが残っている側か、預金が多い側か、両方か。</w:t>
+        <w:t>自分にローンが残っているか、預金が多いか、両方か。</w:t>
         <w:br/>
       </w:r>
       <w:r>
         <w:rPr>
           <w:sz w:val="30"/>
         </w:rPr>
-        <w:t>得する側に見えても、親の介護で現金が要る人は、利息のプラスより、現金の置き場が先です。</w:t>
+        <w:t>平均の話を聞いても、親の介護で現金が要る人は、利息のプラスより、現金の置き場が先です。</w:t>
+        <w:br/>
+      </w:r>
+      <w:r>
+        <w:rPr>
+          <w:sz w:val="30"/>
+        </w:rPr>
+        <w:t>「得しやすい世代」と言われること自体が、安心しすぎか、もっと最適化しなきゃ、の両方を生む。</w:t>
+        <w:br/>
+      </w:r>
+      <w:r>
+        <w:rPr>
+          <w:sz w:val="30"/>
+        </w:rPr>
+        <w:t>どちらも、動きたくなる。</w:t>
       </w:r>
     </w:p>
     <w:p>
@@ -1005,7 +1457,7 @@
         <w:rPr>
           <w:sz w:val="30"/>
         </w:rPr>
-        <w:t>名前だけ、あと3つ。</w:t>
+        <w:t>（ここから在庫。必要なら厚く話す）</w:t>
       </w:r>
     </w:p>
     <w:p>
@@ -1016,7 +1468,28 @@
         <w:rPr>
           <w:sz w:val="30"/>
         </w:rPr>
-        <w:t>見る回数。金利ニュース、比較記事、銀行アプリ。よく見る人ほど正しい、ではない。見るほど、動きたくなる。比較は月1で足ります。</w:t>
+        <w:t>見る回数。</w:t>
+        <w:br/>
+      </w:r>
+      <w:r>
+        <w:rPr>
+          <w:sz w:val="30"/>
+        </w:rPr>
+        <w:t>金利ニュース、比較記事、銀行アプリ、Xの「今が定期のチャンス」。</w:t>
+        <w:br/>
+      </w:r>
+      <w:r>
+        <w:rPr>
+          <w:sz w:val="30"/>
+        </w:rPr>
+        <w:t>よく見る人ほど正しい、ではない。見るほど、動きたくなる。</w:t>
+        <w:br/>
+      </w:r>
+      <w:r>
+        <w:rPr>
+          <w:sz w:val="30"/>
+        </w:rPr>
+        <w:t>比較は月1で足ります。通知は切っていい。</w:t>
       </w:r>
     </w:p>
     <w:p>
@@ -1027,7 +1500,35 @@
         <w:rPr>
           <w:sz w:val="30"/>
         </w:rPr>
-        <w:t>飛びつき。「金利があるから株は終わり」にも、「何も変えない自分でいたい」にも飛ぶ。今が切り替え時、と思った瞬間が、いちばん危ない。</w:t>
+        <w:t>飛びつき。</w:t>
+        <w:br/>
+      </w:r>
+      <w:r>
+        <w:rPr>
+          <w:sz w:val="30"/>
+        </w:rPr>
+        <w:t>「金利があるから株は終わり」にも飛ぶ。</w:t>
+        <w:br/>
+      </w:r>
+      <w:r>
+        <w:rPr>
+          <w:sz w:val="30"/>
+        </w:rPr>
+        <w:t>逆に、「何も変えない自分でいたい」にも飛ぶ。</w:t>
+        <w:br/>
+      </w:r>
+      <w:r>
+        <w:rPr>
+          <w:sz w:val="30"/>
+        </w:rPr>
+        <w:t>どちらかが正解、今が切り替え時、と思った瞬間が、いちばん危ない。</w:t>
+        <w:br/>
+      </w:r>
+      <w:r>
+        <w:rPr>
+          <w:sz w:val="30"/>
+        </w:rPr>
+        <w:t>やめない。寄せすぎない。今日、配分の最適解は出しません。</w:t>
       </w:r>
     </w:p>
     <w:p>
@@ -1038,7 +1539,49 @@
         <w:rPr>
           <w:sz w:val="30"/>
         </w:rPr>
-        <w:t>名前の勘違い。債券の投信は、定期預金の仲間ではありません。毎日の評価額は動きます。地味のつもりが、値動きのあるものになっていないか。中身を一つ思い出すだけです。入れ替えはしません。</w:t>
+        <w:t>名前の勘違い。</w:t>
+        <w:br/>
+      </w:r>
+      <w:r>
+        <w:rPr>
+          <w:sz w:val="30"/>
+        </w:rPr>
+        <w:t>債券の投信は、定期預金の仲間ではありません。</w:t>
+        <w:br/>
+      </w:r>
+      <w:r>
+        <w:rPr>
+          <w:sz w:val="30"/>
+        </w:rPr>
+        <w:t>「債券」「国債」「安定」は、また使われる言葉です。</w:t>
+        <w:br/>
+      </w:r>
+      <w:r>
+        <w:rPr>
+          <w:sz w:val="30"/>
+        </w:rPr>
+        <w:t>投信なら、毎日の評価額は動きます。金利が上がると、価格が下がることもある。</w:t>
+        <w:br/>
+      </w:r>
+      <w:r>
+        <w:rPr>
+          <w:sz w:val="30"/>
+        </w:rPr>
+        <w:t>前回お話しした海外の話の続きは、しません。</w:t>
+        <w:br/>
+      </w:r>
+      <w:r>
+        <w:rPr>
+          <w:sz w:val="30"/>
+        </w:rPr>
+        <w:t>今日必要なのは、名前の勘違いを解くことだけ。</w:t>
+        <w:br/>
+      </w:r>
+      <w:r>
+        <w:rPr>
+          <w:sz w:val="30"/>
+        </w:rPr>
+        <w:t>地味のつもりが、値動きのあるものになっていないか。中身を一つ思い出すだけです。入れ替えはしません。</w:t>
       </w:r>
     </w:p>
     <w:p>
@@ -1082,7 +1625,7 @@
         <w:pStyle w:val="Heading1"/>
       </w:pPr>
       <w:r>
-        <w:t>13:00–15:00　4つを1つに戻す</w:t>
+        <w:t>4つを1つに戻す</w:t>
       </w:r>
     </w:p>
     <w:p>
@@ -1111,7 +1654,7 @@
         <w:rPr>
           <w:sz w:val="30"/>
         </w:rPr>
-        <w:t>誘われて、縛られて、痛んで、平均で安心する。</w:t>
+        <w:t>誘われて、縛られて、繰上げしたくなって、平均で安心する。</w:t>
         <w:br/>
       </w:r>
       <w:r>
@@ -1125,7 +1668,7 @@
         <w:rPr>
           <w:sz w:val="30"/>
         </w:rPr>
-        <w:t>勧誘と、動けないお金と、払う金利と、頭の勘違いも増えます。</w:t>
+        <w:t>勧誘と、動けないお金と、繰上げしたくなる焦りと、頭の勘違いも増えます。</w:t>
       </w:r>
     </w:p>
     <w:p>
@@ -1157,7 +1700,7 @@
         <w:rPr>
           <w:sz w:val="30"/>
         </w:rPr>
-        <w:t>同じニュースを、今あるお金が動く側として聞いてください。</w:t>
+        <w:t>同じニュースを、今あるお金を動かす話として聞いてください。</w:t>
       </w:r>
     </w:p>
     <w:p>
@@ -1201,6 +1744,13 @@
           <w:sz w:val="30"/>
         </w:rPr>
         <w:t>何のためのお金か、が言えないなら、動かない。</w:t>
+        <w:br/>
+      </w:r>
+      <w:r>
+        <w:rPr>
+          <w:sz w:val="30"/>
+        </w:rPr>
+        <w:t>残債がある人は、繰上げのボタンを急がない。見直しと125%の確認だけ。</w:t>
       </w:r>
     </w:p>
     <w:p>

--- a/★AI関連ファイル/projects/台本_Googleドキュメント用.docx
+++ b/★AI関連ファイル/projects/台本_Googleドキュメント用.docx
@@ -26,39 +26,7 @@
         <w:rPr>
           <w:sz w:val="26"/>
         </w:rPr>
-        <w:t>【使い方】</w:t>
-        <w:br/>
-      </w:r>
-      <w:r>
-        <w:rPr>
-          <w:sz w:val="26"/>
-        </w:rPr>
-        <w:t>これは15分に圧縮した読み上げ原稿ではない。選んで話すための長め原稿である。</w:t>
-        <w:br/>
-      </w:r>
-      <w:r>
-        <w:rPr>
-          <w:sz w:val="26"/>
-        </w:rPr>
-        <w:t>全パートとも厚めに書いてある。本番では、場の空気と残時間に合わせて削る。</w:t>
-        <w:br/>
-      </w:r>
-      <w:r>
-        <w:rPr>
-          <w:sz w:val="26"/>
-        </w:rPr>
-        <w:t>時間見出し（0:00–2:00 など）は順番の目安。全部をその分数で読む必要はない。</w:t>
-      </w:r>
-    </w:p>
-    <w:p>
-      <w:pPr>
-        <w:jc w:val="left"/>
-      </w:pPr>
-      <w:r>
-        <w:rPr>
-          <w:sz w:val="26"/>
-        </w:rPr>
-        <w:t>仮タイトル: 金利のある世界で、増えるのは利息だけではない</w:t>
+        <w:t>15分想定。本文 3,762字（空白を除いた実測。毎分251字）。ゆっくり話して15分前後。</w:t>
         <w:br/>
       </w:r>
       <w:r>
@@ -73,7 +41,7 @@
         <w:pStyle w:val="Heading1"/>
       </w:pPr>
       <w:r>
-        <w:t>地図を出す</w:t>
+        <w:t>0:00–2:00　地図を出す</w:t>
       </w:r>
     </w:p>
     <w:p>
@@ -124,31 +92,6 @@
           <w:sz w:val="30"/>
         </w:rPr>
         <w:t>その世界で増える、引っかかりの話です。</w:t>
-      </w:r>
-    </w:p>
-    <w:p>
-      <w:pPr>
-        <w:jc w:val="left"/>
-      </w:pPr>
-      <w:r>
-        <w:rPr>
-          <w:sz w:val="30"/>
-        </w:rPr>
-        <w:t>金利が戻ると、利息の話ばかりが大きく見えます。</w:t>
-        <w:br/>
-      </w:r>
-      <w:r>
-        <w:rPr>
-          <w:sz w:val="30"/>
-        </w:rPr>
-        <w:t>でも同時に増えるのは、勧誘と、使えなくなるお金と、焦って動きたくなる気持ちと、ニュースで判断を誤ることです。</w:t>
-        <w:br/>
-      </w:r>
-      <w:r>
-        <w:rPr>
-          <w:sz w:val="30"/>
-        </w:rPr>
-        <w:t>今日見るのは、そちらです。</w:t>
       </w:r>
     </w:p>
     <w:p>
@@ -245,14 +188,14 @@
         <w:rPr>
           <w:sz w:val="30"/>
         </w:rPr>
-        <w:t>細かい注意点は14あります。今日は棚の地図として置きます。</w:t>
+        <w:t>細かい注意点は14あります。全部は言いません。</w:t>
         <w:br/>
       </w:r>
       <w:r>
         <w:rPr>
           <w:sz w:val="30"/>
         </w:rPr>
-        <w:t>全部を均等に話しません。各棚の代表を厚く話して、残りは名前だけ、でも構いません。</w:t>
+        <w:t>棚の名前と、各棚の代表だけ話します。</w:t>
         <w:br/>
       </w:r>
       <w:r>
@@ -284,13 +227,6 @@
         <w:rPr>
           <w:sz w:val="30"/>
         </w:rPr>
-        <w:t>「今すぐこれが買い」も言いません。</w:t>
-        <w:br/>
-      </w:r>
-      <w:r>
-        <w:rPr>
-          <w:sz w:val="30"/>
-        </w:rPr>
         <w:t>掃除は11月にやりましょう。今日は引っかかる場所だけです。</w:t>
       </w:r>
     </w:p>
@@ -299,7 +235,7 @@
         <w:pStyle w:val="Heading1"/>
       </w:pPr>
       <w:r>
-        <w:t>勧誘　動かしたくなる</w:t>
+        <w:t>2:00–5:00　勧誘　動かしたくなる</w:t>
       </w:r>
     </w:p>
     <w:p>
@@ -317,7 +253,7 @@
         <w:rPr>
           <w:sz w:val="30"/>
         </w:rPr>
-        <w:t>動かしたくなる棚です。</w:t>
+        <w:t>動かしたくなる棚ですね。</w:t>
       </w:r>
     </w:p>
     <w:p>
@@ -381,7 +317,7 @@
         <w:rPr>
           <w:sz w:val="30"/>
         </w:rPr>
-        <w:t>売る人は、この季節の話し方が、とても上手です。</w:t>
+        <w:t>売る側は、この季節の話し方が、とても上手です。</w:t>
         <w:br/>
       </w:r>
       <w:r>
@@ -445,7 +381,7 @@
         <w:rPr>
           <w:sz w:val="30"/>
         </w:rPr>
-        <w:t>（ここから在庫。必要なら厚く話す。切らしても棚は持つ）</w:t>
+        <w:t>同じ棚に、ほかも入っています。名前だけ置きます。</w:t>
       </w:r>
     </w:p>
     <w:p>
@@ -456,7 +392,7 @@
         <w:rPr>
           <w:sz w:val="30"/>
         </w:rPr>
-        <w:t>同じ棚に、ほかも入っています。</w:t>
+        <w:t>預金金利。ニュースの数字が、あなたの通帳に付いているとは限りません。動いた人に厚く、動かない人に薄い。一番高いところを追って、口座を増やさない。</w:t>
       </w:r>
     </w:p>
     <w:p>
@@ -467,35 +403,7 @@
         <w:rPr>
           <w:sz w:val="30"/>
         </w:rPr>
-        <w:t>預金金利。</w:t>
-        <w:br/>
-      </w:r>
-      <w:r>
-        <w:rPr>
-          <w:sz w:val="30"/>
-        </w:rPr>
-        <w:t>ニュースの数字が、あなたの通帳に付いているとは限りません。</w:t>
-        <w:br/>
-      </w:r>
-      <w:r>
-        <w:rPr>
-          <w:sz w:val="30"/>
-        </w:rPr>
-        <w:t>動いた人に厚く、動かない人に薄い。</w:t>
-        <w:br/>
-      </w:r>
-      <w:r>
-        <w:rPr>
-          <w:sz w:val="30"/>
-        </w:rPr>
-        <w:t>一番高いところを追って、口座を増やさない。</w:t>
-        <w:br/>
-      </w:r>
-      <w:r>
-        <w:rPr>
-          <w:sz w:val="30"/>
-        </w:rPr>
-        <w:t>金利差を追うほど、口座の数だけ増えやすい。あとで自分でも分からなくなります。</w:t>
+        <w:t>貯蓄性保険。金利が付くと、保険が運用に見えます。保険は保障が要る人の道具で、お金の置き場ではない。今の契約は、今日触りません。</w:t>
       </w:r>
     </w:p>
     <w:p>
@@ -506,74 +414,7 @@
         <w:rPr>
           <w:sz w:val="30"/>
         </w:rPr>
-        <w:t>貯蓄性保険。</w:t>
-        <w:br/>
-      </w:r>
-      <w:r>
-        <w:rPr>
-          <w:sz w:val="30"/>
-        </w:rPr>
-        <w:t>金利が付くと、保険が運用に見えます。</w:t>
-        <w:br/>
-      </w:r>
-      <w:r>
-        <w:rPr>
-          <w:sz w:val="30"/>
-        </w:rPr>
-        <w:t>保険は保障が要る人の道具で、お金の置き場ではない。</w:t>
-        <w:br/>
-      </w:r>
-      <w:r>
-        <w:rPr>
-          <w:sz w:val="30"/>
-        </w:rPr>
-        <w:t>保障と運用を混ぜた瞬間に、手数料と縛りが見えにくくなります。</w:t>
-        <w:br/>
-      </w:r>
-      <w:r>
-        <w:rPr>
-          <w:sz w:val="30"/>
-        </w:rPr>
-        <w:t>今の契約は、今日触りません。壊す判断は、今日の仕事ではない。</w:t>
-      </w:r>
-    </w:p>
-    <w:p>
-      <w:pPr>
-        <w:jc w:val="left"/>
-      </w:pPr>
-      <w:r>
-        <w:rPr>
-          <w:sz w:val="30"/>
-        </w:rPr>
-        <w:t>子ども・孫への援助。</w:t>
-        <w:br/>
-      </w:r>
-      <w:r>
-        <w:rPr>
-          <w:sz w:val="30"/>
-        </w:rPr>
-        <w:t>「今のうちに孫の定期を」が出る季節です。</w:t>
-        <w:br/>
-      </w:r>
-      <w:r>
-        <w:rPr>
-          <w:sz w:val="30"/>
-        </w:rPr>
-        <w:t>こどもNISAの受付開始も、同じ秋に重なります。</w:t>
-        <w:br/>
-      </w:r>
-      <w:r>
-        <w:rPr>
-          <w:sz w:val="30"/>
-        </w:rPr>
-        <w:t>出すなら、上限を先に決める。自分の現金を削ってまで、移さない。</w:t>
-        <w:br/>
-      </w:r>
-      <w:r>
-        <w:rPr>
-          <w:sz w:val="30"/>
-        </w:rPr>
-        <w:t>愛情とキャンペーンを、同じ話にしない。</w:t>
+        <w:t>子ども・孫への援助。「今のうちに孫の定期を」が出る季節です。出すなら、上限を先に決める。自分の現金を削ってまで、移さない。</w:t>
       </w:r>
     </w:p>
     <w:p>
@@ -609,7 +450,7 @@
         <w:rPr>
           <w:sz w:val="30"/>
         </w:rPr>
-        <w:t>皆さんの勧誘は、今あるお金のまとまりを移す話です。動かす金額の単位が、そもそも違います。</w:t>
+        <w:t>皆さんの勧誘は、今あるお金の塊を移す話です。動かす金額の単位が、そもそも違います。</w:t>
       </w:r>
     </w:p>
     <w:p>
@@ -617,7 +458,7 @@
         <w:pStyle w:val="Heading1"/>
       </w:pPr>
       <w:r>
-        <w:t>縛り　動かすと使えなくなる</w:t>
+        <w:t>5:00–8:00　縛り　動かすと使えなくなる</w:t>
       </w:r>
     </w:p>
     <w:p>
@@ -690,27 +531,6 @@
           <w:sz w:val="30"/>
         </w:rPr>
         <w:t>中途解約すると、利息がほぼ消えることも、普通にあります。</w:t>
-        <w:br/>
-      </w:r>
-      <w:r>
-        <w:rPr>
-          <w:sz w:val="30"/>
-        </w:rPr>
-        <w:t>高い金利の定期ほど、途中で出すと落差が大きい。</w:t>
-        <w:br/>
-      </w:r>
-      <w:r>
-        <w:rPr>
-          <w:sz w:val="30"/>
-        </w:rPr>
-        <w:t>たとえばネット銀行の高金利定期でも、途中解約では約定の金利が消えて、ごく低い中途解約利率になることがあります。</w:t>
-        <w:br/>
-      </w:r>
-      <w:r>
-        <w:rPr>
-          <w:sz w:val="30"/>
-        </w:rPr>
-        <w:t>元本は割れない。壊れるのは利息の方です。</w:t>
       </w:r>
     </w:p>
     <w:p>
@@ -796,7 +616,7 @@
         <w:rPr>
           <w:sz w:val="30"/>
         </w:rPr>
-        <w:t>（ここから在庫。必要なら厚く話す）</w:t>
+        <w:t>同じ棚に、名前だけ置きます。</w:t>
       </w:r>
     </w:p>
     <w:p>
@@ -807,49 +627,7 @@
         <w:rPr>
           <w:sz w:val="30"/>
         </w:rPr>
-        <w:t>個人向け国債。</w:t>
-        <w:br/>
-      </w:r>
-      <w:r>
-        <w:rPr>
-          <w:sz w:val="30"/>
-        </w:rPr>
-        <w:t>いまの募集だと、変動10年でだいたい年1.95%、固定5年でだいたい年2.24%前後、という水準です（募集回ごとに変わる）。</w:t>
-        <w:br/>
-      </w:r>
-      <w:r>
-        <w:rPr>
-          <w:sz w:val="30"/>
-        </w:rPr>
-        <w:t>国が相手で安心に見えます。額面でも戻る。</w:t>
-        <w:br/>
-      </w:r>
-      <w:r>
-        <w:rPr>
-          <w:sz w:val="30"/>
-        </w:rPr>
-        <w:t>ただし、発行から1年は原則換金できません。</w:t>
-        <w:br/>
-      </w:r>
-      <w:r>
-        <w:rPr>
-          <w:sz w:val="30"/>
-        </w:rPr>
-        <w:t>1年経過後に途中換金すると、直前2回分の利子相当（だいたい1年分相当）が差し引かれます。</w:t>
-        <w:br/>
-      </w:r>
-      <w:r>
-        <w:rPr>
-          <w:sz w:val="30"/>
-        </w:rPr>
-        <w:t>満期まで持てば、その差し引きはありません。途中でもらった利子には、毎回税金がかかっています。</w:t>
-        <w:br/>
-      </w:r>
-      <w:r>
-        <w:rPr>
-          <w:sz w:val="30"/>
-        </w:rPr>
-        <w:t>「安全」と「すぐ使える」は、別です。買う話は、今日しません。</w:t>
+        <w:t>個人向け国債。国が相手で安心に見えますが、原則1年は換金しづらく、換金する時は直前2回分の利子相当が引かれます。「安全」と「すぐ使える」は、別です。買う話は、今日しません。</w:t>
       </w:r>
     </w:p>
     <w:p>
@@ -860,49 +638,7 @@
         <w:rPr>
           <w:sz w:val="30"/>
         </w:rPr>
-        <w:t>古い口座。</w:t>
-        <w:br/>
-      </w:r>
-      <w:r>
-        <w:rPr>
-          <w:sz w:val="30"/>
-        </w:rPr>
-        <w:t>金利が戻ると、昔つくって放置している通帳を急に思い出します。</w:t>
-        <w:br/>
-      </w:r>
-      <w:r>
-        <w:rPr>
-          <w:sz w:val="30"/>
-        </w:rPr>
-        <w:t>結婚前の口座、引っ越し前の地銀、キャンペーンで作ったネット銀行、満期を迎えて放置した定期。</w:t>
-        <w:br/>
-      </w:r>
-      <w:r>
-        <w:rPr>
-          <w:sz w:val="30"/>
-        </w:rPr>
-        <w:t>思い出すのはいい。忘れているお金に気づける。</w:t>
-        <w:br/>
-      </w:r>
-      <w:r>
-        <w:rPr>
-          <w:sz w:val="30"/>
-        </w:rPr>
-        <w:t>でも今日は中身を移さない。</w:t>
-        <w:br/>
-      </w:r>
-      <w:r>
-        <w:rPr>
-          <w:sz w:val="30"/>
-        </w:rPr>
-        <w:t>あるか、名義は誰か、家族は知っているか、まで。</w:t>
-        <w:br/>
-      </w:r>
-      <w:r>
-        <w:rPr>
-          <w:sz w:val="30"/>
-        </w:rPr>
-        <w:t>全部を一番高い金利へ集約するのは、11月のお掃除です。今日やると、キャンペーンに吸われます。</w:t>
+        <w:t>古い口座。金利が付くと、休眠に近い口座を思い出します。思い出すのはいい。名義は誰か、家族は知っているか、まで。中身の整理は11月です。今日やると、キャンペーンに吸われます。</w:t>
       </w:r>
     </w:p>
     <w:p>
@@ -964,7 +700,7 @@
         <w:pStyle w:val="Heading1"/>
       </w:pPr>
       <w:r>
-        <w:t>負担　動かさなくても痛む</w:t>
+        <w:t>8:00–11:00　負担　動かさなくても痛む</w:t>
       </w:r>
     </w:p>
     <w:p>
@@ -989,31 +725,6 @@
       <w:pPr>
         <w:jc w:val="left"/>
       </w:pPr>
-      <w:r>
-        <w:rPr>
-          <w:sz w:val="30"/>
-        </w:rPr>
-        <w:t>この棚は、「早く返せ」の話ではありません。</w:t>
-        <w:br/>
-      </w:r>
-      <w:r>
-        <w:rPr>
-          <w:sz w:val="30"/>
-        </w:rPr>
-        <w:t>「利息では物価に負ける」の話でもありません。ここはもう共有できている前提です。</w:t>
-      </w:r>
-    </w:p>
-    <w:p>
-      <w:pPr>
-        <w:jc w:val="left"/>
-      </w:pPr>
-      <w:r>
-        <w:rPr>
-          <w:sz w:val="30"/>
-        </w:rPr>
-        <w:t>今日の芯は、これです。</w:t>
-        <w:br/>
-      </w:r>
       <w:r>
         <w:rPr>
           <w:sz w:val="30"/>
@@ -1050,32 +761,7 @@
         <w:rPr>
           <w:sz w:val="30"/>
         </w:rPr>
-        <w:t>なぜ急ぐか。</w:t>
-        <w:br/>
-      </w:r>
-      <w:r>
-        <w:rPr>
-          <w:sz w:val="30"/>
-        </w:rPr>
-        <w:t>ニュースで金利上昇を見る。手元に現金や投資余力がある。「利息を払うのは損」と感じる。</w:t>
-        <w:br/>
-      </w:r>
-      <w:r>
-        <w:rPr>
-          <w:sz w:val="30"/>
-        </w:rPr>
-        <w:t>余裕があること自体が、返済を急がせる。</w:t>
-      </w:r>
-    </w:p>
-    <w:p>
-      <w:pPr>
-        <w:jc w:val="left"/>
-      </w:pPr>
-      <w:r>
-        <w:rPr>
-          <w:sz w:val="30"/>
-        </w:rPr>
-        <w:t>ローンが終わっている人は、ここでは確認作業はありません。</w:t>
+        <w:t>ローンが終わっている人は、ここでは確認はありません。</w:t>
         <w:br/>
       </w:r>
       <w:r>
@@ -1089,14 +775,7 @@
         <w:rPr>
           <w:sz w:val="30"/>
         </w:rPr>
-        <w:t>ただし、金利ニュースを見て別の契約を急ぐのも、同じ焦りです。</w:t>
-        <w:br/>
-      </w:r>
-      <w:r>
-        <w:rPr>
-          <w:sz w:val="30"/>
-        </w:rPr>
-        <w:t>定期へ急ぐ、国債へ急ぐ、保険の話に乗る。根は同じです。</w:t>
+        <w:t>金利ニュースを見て別の契約を急ぐのも、同じ焦りです。</w:t>
       </w:r>
     </w:p>
     <w:p>
@@ -1128,13 +807,6 @@
         <w:rPr>
           <w:sz w:val="30"/>
         </w:rPr>
-        <w:t>利息の減り幅も、残債が大きい頃ほどではありません。</w:t>
-        <w:br/>
-      </w:r>
-      <w:r>
-        <w:rPr>
-          <w:sz w:val="30"/>
-        </w:rPr>
         <w:t>残債が大きい人、借り換え直後の人は別です。自分の残高を見てください。</w:t>
       </w:r>
     </w:p>
@@ -1153,53 +825,28 @@
         <w:rPr>
           <w:sz w:val="30"/>
         </w:rPr>
-        <w:t>変動金利には、125%ルールが付いている契約が多い。</w:t>
+        <w:t>変動には、125%ルールが付いている契約が多い。</w:t>
         <w:br/>
       </w:r>
       <w:r>
         <w:rPr>
           <w:sz w:val="30"/>
         </w:rPr>
-        <w:t>金利が上がっても、見直し後の返済額がすぐに大きく跳ねないよう、上限を付ける仕組みです。</w:t>
+        <w:t>見直し後の返済額に上限を付けて、急に跳ねにくくする仕組みです。</w:t>
         <w:br/>
       </w:r>
       <w:r>
         <w:rPr>
           <w:sz w:val="30"/>
         </w:rPr>
-        <w:t>今の返済が月10万円なら、見直し後もいきなり12.5万円超にはしにくい、というイメージです。</w:t>
+        <w:t>月10万円なら、いきなり12.5万円超にはしにくい。</w:t>
         <w:br/>
       </w:r>
       <w:r>
         <w:rPr>
           <w:sz w:val="30"/>
         </w:rPr>
-        <w:t>「金利が倍になったから、翌月から返済も倍」には、なりにくい。</w:t>
-      </w:r>
-    </w:p>
-    <w:p>
-      <w:pPr>
-        <w:jc w:val="left"/>
-      </w:pPr>
-      <w:r>
-        <w:rPr>
-          <w:sz w:val="30"/>
-        </w:rPr>
-        <w:t>ただし、安心しきりもしない。</w:t>
-        <w:br/>
-      </w:r>
-      <w:r>
-        <w:rPr>
-          <w:sz w:val="30"/>
-        </w:rPr>
-        <w:t>月の支払額の上限を抑えているだけで、利息分が増えて元本が減りにくくなる、ということが起きえます。</w:t>
-        <w:br/>
-      </w:r>
-      <w:r>
-        <w:rPr>
-          <w:sz w:val="30"/>
-        </w:rPr>
-        <w:t>だから125%は、「急には跳ねにくい」という材料であって、「何も見てなくていい」という意味ではない。</w:t>
+        <w:t>急には増えにくい。ただし、利息が増えていないわけではない。</w:t>
       </w:r>
     </w:p>
     <w:p>
@@ -1217,103 +864,28 @@
         <w:rPr>
           <w:sz w:val="30"/>
         </w:rPr>
-        <w:t>日銀の話は大きく出る。自分の返済に付くのは、銀行の適用タイミングのあとです。</w:t>
+        <w:t>自分の返済に付くのは、銀行の適用タイミングのあとです。</w:t>
         <w:br/>
       </w:r>
       <w:r>
         <w:rPr>
           <w:sz w:val="30"/>
         </w:rPr>
-        <w:t>効いていないのに、効いた気になる。効いていないのに、取り残された気になる。</w:t>
+        <w:t>見るのは、次の見直しはいつか、125%はあるか、月々がいくら増えたら嫌か。</w:t>
         <w:br/>
       </w:r>
       <w:r>
         <w:rPr>
           <w:sz w:val="30"/>
         </w:rPr>
-        <w:t>どっちも、繰上げしたくなります。</w:t>
-      </w:r>
-    </w:p>
-    <w:p>
-      <w:pPr>
-        <w:jc w:val="left"/>
-      </w:pPr>
-      <w:r>
-        <w:rPr>
-          <w:sz w:val="30"/>
-        </w:rPr>
-        <w:t>見るのは、次の3つです。</w:t>
+        <w:t>今日、借り換えもしません。返すなら、そのあとでいい。</w:t>
         <w:br/>
       </w:r>
       <w:r>
         <w:rPr>
           <w:sz w:val="30"/>
         </w:rPr>
-        <w:t>1. 次の見直しはいつか</w:t>
-        <w:br/>
-      </w:r>
-      <w:r>
-        <w:rPr>
-          <w:sz w:val="30"/>
-        </w:rPr>
-        <w:t>2. 125%ルールはあるか</w:t>
-        <w:br/>
-      </w:r>
-      <w:r>
-        <w:rPr>
-          <w:sz w:val="30"/>
-        </w:rPr>
-        <w:t>3. 月々がいくら増えたら嫌か</w:t>
-      </w:r>
-    </w:p>
-    <w:p>
-      <w:pPr>
-        <w:jc w:val="left"/>
-      </w:pPr>
-      <w:r>
-        <w:rPr>
-          <w:sz w:val="30"/>
-        </w:rPr>
-        <w:t>確認先は、契約の説明書、返済予定表、銀行アプリのローン明細、どこでもよい。</w:t>
-        <w:br/>
-      </w:r>
-      <w:r>
-        <w:rPr>
-          <w:sz w:val="30"/>
-        </w:rPr>
-        <w:t>今日、固定と変動のどちらが得かは、決着しません。借り換えもしません。</w:t>
-        <w:br/>
-      </w:r>
-      <w:r>
-        <w:rPr>
-          <w:sz w:val="30"/>
-        </w:rPr>
-        <w:t>返すなら、そのあとでいい。</w:t>
-      </w:r>
-    </w:p>
-    <w:p>
-      <w:pPr>
-        <w:jc w:val="left"/>
-      </w:pPr>
-      <w:r>
-        <w:rPr>
-          <w:sz w:val="30"/>
-        </w:rPr>
-        <w:t>手元のお金には、親のことや急な用事用の役割がある。</w:t>
-        <w:br/>
-      </w:r>
-      <w:r>
-        <w:rPr>
-          <w:sz w:val="30"/>
-        </w:rPr>
-        <w:t>返したら、原則戻ってきません。</w:t>
-        <w:br/>
-      </w:r>
-      <w:r>
-        <w:rPr>
-          <w:sz w:val="30"/>
-        </w:rPr>
-        <w:t>繰上げ返済が悪いのではない。今日のニュースで、手元の役割を消さない。</w:t>
+        <w:t>手元のお金には、親のことや急な用事の役割がある。返したら、原則戻りません。</w:t>
       </w:r>
     </w:p>
     <w:p>
@@ -1371,7 +943,7 @@
         <w:pStyle w:val="Heading1"/>
       </w:pPr>
       <w:r>
-        <w:t>頭　平均やニュースで誤る</w:t>
+        <w:t>11:00–13:00　頭　平均やニュースで誤る</w:t>
       </w:r>
     </w:p>
     <w:p>
@@ -1389,7 +961,7 @@
         <w:rPr>
           <w:sz w:val="30"/>
         </w:rPr>
-        <w:t>思い込み、という意味です。平均やニュースで判断を誤る棚です。</w:t>
+        <w:t>思い込みです。平均やニュースで判断を誤る棚です。</w:t>
       </w:r>
     </w:p>
     <w:p>
@@ -1400,14 +972,14 @@
         <w:rPr>
           <w:sz w:val="30"/>
         </w:rPr>
-        <w:t>50代は、平均では金利上昇の得が出やすい、と言われます。</w:t>
+        <w:t>50代は、平均では金利上昇の得が出やすいと言われます。</w:t>
         <w:br/>
       </w:r>
       <w:r>
         <w:rPr>
           <w:sz w:val="30"/>
         </w:rPr>
-        <w:t>家計全体では預金が多く、ローンの重さは30代40代に集まりやすい。</w:t>
+        <w:t>家計全体では預金が多く、ローンの負担は30代40代に集まりやすい。</w:t>
         <w:br/>
       </w:r>
       <w:r>
@@ -1433,20 +1005,6 @@
           <w:sz w:val="30"/>
         </w:rPr>
         <w:t>平均の話を聞いても、親の介護で現金が要る人は、利息のプラスより、現金の置き場が先です。</w:t>
-        <w:br/>
-      </w:r>
-      <w:r>
-        <w:rPr>
-          <w:sz w:val="30"/>
-        </w:rPr>
-        <w:t>「得しやすい世代」と言われること自体が、安心しすぎか、もっと最適化しなきゃ、の両方を生む。</w:t>
-        <w:br/>
-      </w:r>
-      <w:r>
-        <w:rPr>
-          <w:sz w:val="30"/>
-        </w:rPr>
-        <w:t>どちらも、動きたくなる。</w:t>
       </w:r>
     </w:p>
     <w:p>
@@ -1457,7 +1015,7 @@
         <w:rPr>
           <w:sz w:val="30"/>
         </w:rPr>
-        <w:t>（ここから在庫。必要なら厚く話す）</w:t>
+        <w:t>名前だけ、あと3つ。</w:t>
       </w:r>
     </w:p>
     <w:p>
@@ -1468,28 +1026,7 @@
         <w:rPr>
           <w:sz w:val="30"/>
         </w:rPr>
-        <w:t>見る回数。</w:t>
-        <w:br/>
-      </w:r>
-      <w:r>
-        <w:rPr>
-          <w:sz w:val="30"/>
-        </w:rPr>
-        <w:t>金利ニュース、比較記事、銀行アプリ、Xの「今が定期のチャンス」。</w:t>
-        <w:br/>
-      </w:r>
-      <w:r>
-        <w:rPr>
-          <w:sz w:val="30"/>
-        </w:rPr>
-        <w:t>よく見る人ほど正しい、ではない。見るほど、動きたくなる。</w:t>
-        <w:br/>
-      </w:r>
-      <w:r>
-        <w:rPr>
-          <w:sz w:val="30"/>
-        </w:rPr>
-        <w:t>比較は月1で足ります。通知は切っていい。</w:t>
+        <w:t>見る回数。金利ニュース、比較記事、銀行アプリ。よく見る人ほど正しい、ではない。見るほど、動きたくなる。比較は月1で足ります。</w:t>
       </w:r>
     </w:p>
     <w:p>
@@ -1500,35 +1037,7 @@
         <w:rPr>
           <w:sz w:val="30"/>
         </w:rPr>
-        <w:t>飛びつき。</w:t>
-        <w:br/>
-      </w:r>
-      <w:r>
-        <w:rPr>
-          <w:sz w:val="30"/>
-        </w:rPr>
-        <w:t>「金利があるから株は終わり」にも飛ぶ。</w:t>
-        <w:br/>
-      </w:r>
-      <w:r>
-        <w:rPr>
-          <w:sz w:val="30"/>
-        </w:rPr>
-        <w:t>逆に、「何も変えない自分でいたい」にも飛ぶ。</w:t>
-        <w:br/>
-      </w:r>
-      <w:r>
-        <w:rPr>
-          <w:sz w:val="30"/>
-        </w:rPr>
-        <w:t>どちらかが正解、今が切り替え時、と思った瞬間が、いちばん危ない。</w:t>
-        <w:br/>
-      </w:r>
-      <w:r>
-        <w:rPr>
-          <w:sz w:val="30"/>
-        </w:rPr>
-        <w:t>やめない。寄せすぎない。今日、配分の最適解は出しません。</w:t>
+        <w:t>飛びつき。「金利があるから株は終わり」にも、「何も変えない自分でいたい」にも飛ぶ。今が切り替え時、と思った瞬間が、いちばん危ない。</w:t>
       </w:r>
     </w:p>
     <w:p>
@@ -1539,49 +1048,7 @@
         <w:rPr>
           <w:sz w:val="30"/>
         </w:rPr>
-        <w:t>名前の勘違い。</w:t>
-        <w:br/>
-      </w:r>
-      <w:r>
-        <w:rPr>
-          <w:sz w:val="30"/>
-        </w:rPr>
-        <w:t>債券の投信は、定期預金の仲間ではありません。</w:t>
-        <w:br/>
-      </w:r>
-      <w:r>
-        <w:rPr>
-          <w:sz w:val="30"/>
-        </w:rPr>
-        <w:t>「債券」「国債」「安定」は、また使われる言葉です。</w:t>
-        <w:br/>
-      </w:r>
-      <w:r>
-        <w:rPr>
-          <w:sz w:val="30"/>
-        </w:rPr>
-        <w:t>投信なら、毎日の評価額は動きます。金利が上がると、価格が下がることもある。</w:t>
-        <w:br/>
-      </w:r>
-      <w:r>
-        <w:rPr>
-          <w:sz w:val="30"/>
-        </w:rPr>
-        <w:t>前回お話しした海外の話の続きは、しません。</w:t>
-        <w:br/>
-      </w:r>
-      <w:r>
-        <w:rPr>
-          <w:sz w:val="30"/>
-        </w:rPr>
-        <w:t>今日必要なのは、名前の勘違いを解くことだけ。</w:t>
-        <w:br/>
-      </w:r>
-      <w:r>
-        <w:rPr>
-          <w:sz w:val="30"/>
-        </w:rPr>
-        <w:t>地味のつもりが、値動きのあるものになっていないか。中身を一つ思い出すだけです。入れ替えはしません。</w:t>
+        <w:t>名前の勘違い。債券の投信は、定期預金の仲間ではありません。毎日の評価額は動きます。地味のつもりが、値動きのあるものになっていないか。中身を一つ思い出すだけです。入れ替えはしません。</w:t>
       </w:r>
     </w:p>
     <w:p>
@@ -1610,14 +1077,28 @@
         <w:rPr>
           <w:sz w:val="30"/>
         </w:rPr>
-        <w:t>皆さんの見すぎは、「間違っていないか」。今の正しさの確認。</w:t>
+        <w:t>皆さんの見すぎは、「間違っていないか」。今の正しさを何度も採点する。</w:t>
         <w:br/>
       </w:r>
       <w:r>
         <w:rPr>
           <w:sz w:val="30"/>
         </w:rPr>
-        <w:t>どちらも、見るほど動きたくなるのは、同じです。</w:t>
+        <w:t>気にするほど、動かしたくなる。動かしたくなるほど、さっきまでの棚にかかりやすい。</w:t>
+        <w:br/>
+      </w:r>
+      <w:r>
+        <w:rPr>
+          <w:sz w:val="30"/>
+        </w:rPr>
+        <w:t>勧誘に乗る。定期で縛る。繰上げしたくなる。平均で安心する。</w:t>
+        <w:br/>
+      </w:r>
+      <w:r>
+        <w:rPr>
+          <w:sz w:val="30"/>
+        </w:rPr>
+        <w:t>だから今日は、正しさの確認を、動かさない。</w:t>
       </w:r>
     </w:p>
     <w:p>
@@ -1625,7 +1106,7 @@
         <w:pStyle w:val="Heading1"/>
       </w:pPr>
       <w:r>
-        <w:t>4つを1つに戻す</w:t>
+        <w:t>13:00–15:00　4つを1つに戻す</w:t>
       </w:r>
     </w:p>
     <w:p>
@@ -1744,13 +1225,6 @@
           <w:sz w:val="30"/>
         </w:rPr>
         <w:t>何のためのお金か、が言えないなら、動かない。</w:t>
-        <w:br/>
-      </w:r>
-      <w:r>
-        <w:rPr>
-          <w:sz w:val="30"/>
-        </w:rPr>
-        <w:t>残債がある人は、繰上げのボタンを急がない。見直しと125%の確認だけ。</w:t>
       </w:r>
     </w:p>
     <w:p>

--- a/★AI関連ファイル/projects/台本_Googleドキュメント用.docx
+++ b/★AI関連ファイル/projects/台本_Googleドキュメント用.docx
@@ -1077,28 +1077,14 @@
         <w:rPr>
           <w:sz w:val="30"/>
         </w:rPr>
-        <w:t>皆さんの見すぎは、「間違っていないか」。今の正しさを何度も採点する。</w:t>
+        <w:t>皆さんの見すぎは、「間違っていないか」。今の正しさの確認。</w:t>
         <w:br/>
       </w:r>
       <w:r>
         <w:rPr>
           <w:sz w:val="30"/>
         </w:rPr>
-        <w:t>気にするほど、動かしたくなる。動かしたくなるほど、さっきまでの棚にかかりやすい。</w:t>
-        <w:br/>
-      </w:r>
-      <w:r>
-        <w:rPr>
-          <w:sz w:val="30"/>
-        </w:rPr>
-        <w:t>勧誘に乗る。定期で縛る。繰上げしたくなる。平均で安心する。</w:t>
-        <w:br/>
-      </w:r>
-      <w:r>
-        <w:rPr>
-          <w:sz w:val="30"/>
-        </w:rPr>
-        <w:t>だから今日は、正しさの確認を、動かさない。</w:t>
+        <w:t>どちらも、見るほど動きたくなるのは、同じです。</w:t>
       </w:r>
     </w:p>
     <w:p>

--- a/★AI関連ファイル/projects/台本_Googleドキュメント用.docx
+++ b/★AI関連ファイル/projects/台本_Googleドキュメント用.docx
@@ -825,28 +825,184 @@
         <w:rPr>
           <w:sz w:val="30"/>
         </w:rPr>
-        <w:t>変動には、125%ルールが付いている契約が多い。</w:t>
+        <w:t>変動金利で、元利均等返済の契約には、よく「5年ルール」と「125%ルール」が付いています。</w:t>
         <w:br/>
       </w:r>
       <w:r>
         <w:rPr>
           <w:sz w:val="30"/>
         </w:rPr>
-        <w:t>見直し後の返済額に上限を付けて、急に跳ねにくくする仕組みです。</w:t>
+        <w:t>セットで覚えるとわかりやすいです。</w:t>
+      </w:r>
+    </w:p>
+    <w:p>
+      <w:pPr>
+        <w:jc w:val="left"/>
+      </w:pPr>
+      <w:r>
+        <w:rPr>
+          <w:sz w:val="30"/>
+        </w:rPr>
+        <w:t>まず、金利そのものは、だいたい半年ごとに見直されます。</w:t>
         <w:br/>
       </w:r>
       <w:r>
         <w:rPr>
           <w:sz w:val="30"/>
         </w:rPr>
-        <w:t>月10万円なら、いきなり12.5万円超にはしにくい。</w:t>
+        <w:t>でも、毎月払う額は、すぐには変わりません。</w:t>
         <w:br/>
       </w:r>
       <w:r>
         <w:rPr>
           <w:sz w:val="30"/>
         </w:rPr>
-        <w:t>急には増えにくい。ただし、利息が増えていないわけではない。</w:t>
+        <w:t>多くの契約では、毎月の返済額は5年間そのまま。これが5年ルールです。</w:t>
+        <w:br/>
+      </w:r>
+      <w:r>
+        <w:rPr>
+          <w:sz w:val="30"/>
+        </w:rPr>
+        <w:t>金利が上がっても、今月の引き落としがいきなり跳ねる、とは限らない。</w:t>
+      </w:r>
+    </w:p>
+    <w:p>
+      <w:pPr>
+        <w:jc w:val="left"/>
+      </w:pPr>
+      <w:r>
+        <w:rPr>
+          <w:sz w:val="30"/>
+        </w:rPr>
+        <w:t>では、5年後はどうなるか。</w:t>
+        <w:br/>
+      </w:r>
+      <w:r>
+        <w:rPr>
+          <w:sz w:val="30"/>
+        </w:rPr>
+        <w:t>そのとき初めて、毎月の返済額を作り直します。</w:t>
+        <w:br/>
+      </w:r>
+      <w:r>
+        <w:rPr>
+          <w:sz w:val="30"/>
+        </w:rPr>
+        <w:t>ここで出てくるのが、125%ルールです。</w:t>
+        <w:br/>
+      </w:r>
+      <w:r>
+        <w:rPr>
+          <w:sz w:val="30"/>
+        </w:rPr>
+        <w:t>新しい毎月返済額は、これまでの額の1.25倍まで、という上限です。</w:t>
+        <w:br/>
+      </w:r>
+      <w:r>
+        <w:rPr>
+          <w:sz w:val="30"/>
+        </w:rPr>
+        <w:t>たとえば今が月10万円なら、見直し後は最大でも12万5千円まで。</w:t>
+        <w:br/>
+      </w:r>
+      <w:r>
+        <w:rPr>
+          <w:sz w:val="30"/>
+        </w:rPr>
+        <w:t>月8万円なら、最大10万円まで。一気に1.5倍、2倍、にはしにくい、という仕組みです。</w:t>
+      </w:r>
+    </w:p>
+    <w:p>
+      <w:pPr>
+        <w:jc w:val="left"/>
+      </w:pPr>
+      <w:r>
+        <w:rPr>
+          <w:sz w:val="30"/>
+        </w:rPr>
+        <w:t>ここが大事です。</w:t>
+        <w:br/>
+      </w:r>
+      <w:r>
+        <w:rPr>
+          <w:sz w:val="30"/>
+        </w:rPr>
+        <w:t>月々が急に増えにくい、ということと、負担が増えていない、は別です。</w:t>
+        <w:br/>
+      </w:r>
+      <w:r>
+        <w:rPr>
+          <w:sz w:val="30"/>
+        </w:rPr>
+        <w:t>金利が上がると、同じ月々の中で利息の割合が増え、元本の減りが遅くなります。</w:t>
+        <w:br/>
+      </w:r>
+      <w:r>
+        <w:rPr>
+          <w:sz w:val="30"/>
+        </w:rPr>
+        <w:t>上がり方が大きいと、払っているのに元本がほとんど減らない、という状態にもなり得ます。</w:t>
+        <w:br/>
+      </w:r>
+      <w:r>
+        <w:rPr>
+          <w:sz w:val="30"/>
+        </w:rPr>
+        <w:t>利息が月々の返済額を超えると、「未払利息」として後に残ることもあります。</w:t>
+        <w:br/>
+      </w:r>
+      <w:r>
+        <w:rPr>
+          <w:sz w:val="30"/>
+        </w:rPr>
+        <w:t>ルールは、家計のショックを和らげるクッションであって、金利上昇そのものを消す魔法ではありません。</w:t>
+      </w:r>
+    </w:p>
+    <w:p>
+      <w:pPr>
+        <w:jc w:val="left"/>
+      </w:pPr>
+      <w:r>
+        <w:rPr>
+          <w:sz w:val="30"/>
+        </w:rPr>
+        <w:t>もうひとつ。</w:t>
+        <w:br/>
+      </w:r>
+      <w:r>
+        <w:rPr>
+          <w:sz w:val="30"/>
+        </w:rPr>
+        <w:t>このルールは、すべてのローンにあるわけではありません。</w:t>
+        <w:br/>
+      </w:r>
+      <w:r>
+        <w:rPr>
+          <w:sz w:val="30"/>
+        </w:rPr>
+        <w:t>固定金利には、原則ありません。</w:t>
+        <w:br/>
+      </w:r>
+      <w:r>
+        <w:rPr>
+          <w:sz w:val="30"/>
+        </w:rPr>
+        <w:t>元金均等返済だと、対象外のことが多いです。</w:t>
+        <w:br/>
+      </w:r>
+      <w:r>
+        <w:rPr>
+          <w:sz w:val="30"/>
+        </w:rPr>
+        <w:t>銀行や商品によっては、変動でも5年ルール・125%が付いていないものもあります。</w:t>
+        <w:br/>
+      </w:r>
+      <w:r>
+        <w:rPr>
+          <w:sz w:val="30"/>
+        </w:rPr>
+        <w:t>だから「みんなある」ではなく、「自分の契約にあるか」です。</w:t>
       </w:r>
     </w:p>
     <w:p>
@@ -864,6 +1020,13 @@
         <w:rPr>
           <w:sz w:val="30"/>
         </w:rPr>
+        <w:t>金利の見直しと、返済額の見直しは別です。</w:t>
+        <w:br/>
+      </w:r>
+      <w:r>
+        <w:rPr>
+          <w:sz w:val="30"/>
+        </w:rPr>
         <w:t>自分の返済に付くのは、銀行の適用タイミングのあとです。</w:t>
         <w:br/>
       </w:r>
@@ -871,7 +1034,7 @@
         <w:rPr>
           <w:sz w:val="30"/>
         </w:rPr>
-        <w:t>見るのは、次の見直しはいつか、125%はあるか、月々がいくら増えたら嫌か。</w:t>
+        <w:t>見るのは、次の金利見直しはいつか、返済額の見直しはいつか、125%はあるか、月々がいくら増えたら嫌か。</w:t>
         <w:br/>
       </w:r>
       <w:r>
@@ -903,7 +1066,7 @@
         <w:rPr>
           <w:sz w:val="30"/>
         </w:rPr>
-        <w:t>残債がある人だけ、見直しの時期と125%の有無を確認してください。</w:t>
+        <w:t>残債がある人だけ、契約書か返済予定表で、見直しの時期と125%の有無を確認してください。</w:t>
       </w:r>
     </w:p>
     <w:p>

--- a/★AI関連ファイル/projects/台本_Googleドキュメント用.docx
+++ b/★AI関連ファイル/projects/台本_Googleドキュメント用.docx
@@ -26,7 +26,7 @@
         <w:rPr>
           <w:sz w:val="26"/>
         </w:rPr>
-        <w:t>15分想定。本文 3,762字（空白を除いた実測。毎分251字）。ゆっくり話して15分前後。</w:t>
+        <w:t>選抜用の長め原稿。全部読むと15分を超える想定（本文 約4,780字）。話し手が選んで削る。</w:t>
         <w:br/>
       </w:r>
       <w:r>
@@ -92,6 +92,38 @@
           <w:sz w:val="30"/>
         </w:rPr>
         <w:t>その世界で増える、引っかかりの話です。</w:t>
+      </w:r>
+    </w:p>
+    <w:p>
+      <w:pPr>
+        <w:jc w:val="left"/>
+      </w:pPr>
+      <w:r>
+        <w:rPr>
+          <w:sz w:val="30"/>
+        </w:rPr>
+        <w:t>今日の結論を、先に一言だけ言います。</w:t>
+        <w:br/>
+      </w:r>
+      <w:r>
+        <w:rPr>
+          <w:sz w:val="30"/>
+        </w:rPr>
+        <w:t>不安でお金を動かすと、だいたい損しやすい。</w:t>
+        <w:br/>
+      </w:r>
+      <w:r>
+        <w:rPr>
+          <w:sz w:val="30"/>
+        </w:rPr>
+        <w:t>だから、焦って決めなくていい。</w:t>
+        <w:br/>
+      </w:r>
+      <w:r>
+        <w:rPr>
+          <w:sz w:val="30"/>
+        </w:rPr>
+        <w:t>今日はその「なぜ」を、棚に分けて見ます。</w:t>
       </w:r>
     </w:p>
     <w:p>
@@ -1189,7 +1221,7 @@
         <w:rPr>
           <w:sz w:val="30"/>
         </w:rPr>
-        <w:t>見る回数。金利ニュース、比較記事、銀行アプリ。よく見る人ほど正しい、ではない。見るほど、動きたくなる。比較は月1で足ります。</w:t>
+        <w:t>見る回数。金利ニュース、比較記事、銀行アプリ。よく見る人ほど正しい、ではない。見るほど不安になり、動きたくなる。比較は月1で足ります。</w:t>
       </w:r>
     </w:p>
     <w:p>
@@ -1200,7 +1232,7 @@
         <w:rPr>
           <w:sz w:val="30"/>
         </w:rPr>
-        <w:t>飛びつき。「金利があるから株は終わり」にも、「何も変えない自分でいたい」にも飛ぶ。今が切り替え時、と思った瞬間が、いちばん危ない。</w:t>
+        <w:t>飛びつき。「金利があるから株は終わり」にも、「何も変えない自分でいたい」にも飛ぶ。今が切り替え時、と思った瞬間が、いちばん危ない。金利のある世界はすぐゼロ近辺には戻りにくい。だからこそ、「今決めなきゃ」は要らない。</w:t>
       </w:r>
     </w:p>
     <w:p>
@@ -1240,14 +1272,28 @@
         <w:rPr>
           <w:sz w:val="30"/>
         </w:rPr>
-        <w:t>皆さんの見すぎは、「間違っていないか」。今の正しさの確認。</w:t>
+        <w:t>皆さんの見すぎは、「間違っていないか」。今の正しさを何度も採点する。</w:t>
         <w:br/>
       </w:r>
       <w:r>
         <w:rPr>
           <w:sz w:val="30"/>
         </w:rPr>
-        <w:t>どちらも、見るほど動きたくなるのは、同じです。</w:t>
+        <w:t>気にするほど、動かしたくなる。動かしたくなるほど、さっきまでの棚にかかりやすい。</w:t>
+        <w:br/>
+      </w:r>
+      <w:r>
+        <w:rPr>
+          <w:sz w:val="30"/>
+        </w:rPr>
+        <w:t>勧誘に乗る。定期で縛る。繰上げしたくなる。平均で安心する。</w:t>
+        <w:br/>
+      </w:r>
+      <w:r>
+        <w:rPr>
+          <w:sz w:val="30"/>
+        </w:rPr>
+        <w:t>だから今日は、正しさの確認を、動かさない。</w:t>
       </w:r>
     </w:p>
     <w:p>
@@ -1299,6 +1345,63 @@
           <w:sz w:val="30"/>
         </w:rPr>
         <w:t>勧誘と、動けないお金と、繰上げしたくなる焦りと、頭の勘違いも増えます。</w:t>
+      </w:r>
+    </w:p>
+    <w:p>
+      <w:pPr>
+        <w:jc w:val="left"/>
+      </w:pPr>
+      <w:r>
+        <w:rPr>
+          <w:sz w:val="30"/>
+        </w:rPr>
+        <w:t>簡単にまとめると、こうです。</w:t>
+        <w:br/>
+      </w:r>
+      <w:r>
+        <w:rPr>
+          <w:sz w:val="30"/>
+        </w:rPr>
+        <w:t>不安になる。動かしたくなる。だいたい、損しやすい。</w:t>
+        <w:br/>
+      </w:r>
+      <w:r>
+        <w:rPr>
+          <w:sz w:val="30"/>
+        </w:rPr>
+        <w:t>だから注意する。焦って決めない。</w:t>
+      </w:r>
+    </w:p>
+    <w:p>
+      <w:pPr>
+        <w:jc w:val="left"/>
+      </w:pPr>
+      <w:r>
+        <w:rPr>
+          <w:sz w:val="30"/>
+        </w:rPr>
+        <w:t>金利のある世界は、すぐゼロ近辺には戻りにくい。</w:t>
+        <w:br/>
+      </w:r>
+      <w:r>
+        <w:rPr>
+          <w:sz w:val="30"/>
+        </w:rPr>
+        <w:t>商品の「今だけ」「期間限定」も、その焦りを使うことが多い。</w:t>
+        <w:br/>
+      </w:r>
+      <w:r>
+        <w:rPr>
+          <w:sz w:val="30"/>
+        </w:rPr>
+        <w:t>一度上がったからといって、今日決めなきゃいけない、ではありません。</w:t>
+        <w:br/>
+      </w:r>
+      <w:r>
+        <w:rPr>
+          <w:sz w:val="30"/>
+        </w:rPr>
+        <w:t>良い話なら、明後日も残っています。</w:t>
       </w:r>
     </w:p>
     <w:p>
@@ -1434,13 +1537,20 @@
         <w:rPr>
           <w:sz w:val="30"/>
         </w:rPr>
-        <w:t>今日持って帰るのは、棚の名前だけです。</w:t>
+        <w:t>今日持って帰るのは、棚の名前と、この一文だけです。</w:t>
       </w:r>
     </w:p>
     <w:p>
       <w:pPr>
         <w:jc w:val="left"/>
       </w:pPr>
+      <w:r>
+        <w:rPr>
+          <w:sz w:val="30"/>
+        </w:rPr>
+        <w:t>不安で動かすと、だいたい損しやすい。焦って決めない。</w:t>
+        <w:br/>
+      </w:r>
       <w:r>
         <w:rPr>
           <w:sz w:val="30"/>
